--- a/BIT202474320LogBook.docx
+++ b/BIT202474320LogBook.docx
@@ -110,6 +110,8 @@
           <w:szCs w:val="24"/>
         </w:rPr>
       </w:pPr>
+      <w:bookmarkStart w:id="0" w:name="_GoBack"/>
+      <w:bookmarkEnd w:id="0"/>
     </w:p>
     <w:p>
       <w:pPr>
@@ -602,19 +604,36 @@
       <w:pPr>
         <w:rPr>
           <w:rFonts w:ascii="Times New Roman" w:hAnsi="Times New Roman" w:cs="Times New Roman"/>
-          <w:sz w:val="28"/>
-          <w:szCs w:val="24"/>
-          <w:u w:val="single"/>
-        </w:rPr>
-      </w:pPr>
-      <w:r>
-        <w:rPr>
-          <w:rFonts w:ascii="Times New Roman" w:hAnsi="Times New Roman" w:cs="Times New Roman"/>
-          <w:sz w:val="28"/>
-          <w:szCs w:val="24"/>
-          <w:u w:val="single"/>
-        </w:rPr>
-        <w:t>Practical Activities Undertaken</w:t>
+          <w:i/>
+          <w:sz w:val="24"/>
+          <w:szCs w:val="24"/>
+        </w:rPr>
+      </w:pPr>
+      <w:r>
+        <w:rPr>
+          <w:rFonts w:ascii="Times New Roman" w:hAnsi="Times New Roman" w:cs="Times New Roman"/>
+          <w:b/>
+          <w:sz w:val="24"/>
+          <w:szCs w:val="24"/>
+        </w:rPr>
+        <w:t>NOTE:</w:t>
+      </w:r>
+      <w:r>
+        <w:rPr>
+          <w:rFonts w:ascii="Times New Roman" w:hAnsi="Times New Roman" w:cs="Times New Roman"/>
+          <w:sz w:val="24"/>
+          <w:szCs w:val="24"/>
+        </w:rPr>
+        <w:t xml:space="preserve"> </w:t>
+      </w:r>
+      <w:r>
+        <w:rPr>
+          <w:rFonts w:ascii="Times New Roman" w:hAnsi="Times New Roman" w:cs="Times New Roman"/>
+          <w:i/>
+          <w:sz w:val="24"/>
+          <w:szCs w:val="24"/>
+        </w:rPr>
+        <w:t>Week 4 work is similar to week 5 so I combined in the same app</w:t>
       </w:r>
     </w:p>
     <w:p>
@@ -629,19 +648,11 @@
       <w:r>
         <w:rPr>
           <w:rFonts w:ascii="Times New Roman" w:hAnsi="Times New Roman" w:cs="Times New Roman"/>
-          <w:sz w:val="24"/>
-          <w:szCs w:val="24"/>
-        </w:rPr>
-        <w:br/>
-      </w:r>
-      <w:r>
-        <w:rPr>
-          <w:rFonts w:ascii="Times New Roman" w:hAnsi="Times New Roman" w:cs="Times New Roman"/>
           <w:sz w:val="28"/>
           <w:szCs w:val="24"/>
           <w:u w:val="single"/>
         </w:rPr>
-        <w:t>Personal Reflection</w:t>
+        <w:t>Practical Activities Undertaken</w:t>
       </w:r>
     </w:p>
     <w:p>
@@ -658,13 +669,88 @@
           <w:sz w:val="24"/>
           <w:szCs w:val="24"/>
         </w:rPr>
-        <w:br/>
+        <w:t>C</w:t>
+      </w:r>
+      <w:r>
+        <w:rPr>
+          <w:rFonts w:ascii="Times New Roman" w:hAnsi="Times New Roman" w:cs="Times New Roman"/>
+          <w:sz w:val="24"/>
+          <w:szCs w:val="24"/>
+        </w:rPr>
+        <w:t>reated interactive mobile app screens with button</w:t>
+      </w:r>
+      <w:r>
+        <w:rPr>
+          <w:rFonts w:ascii="Times New Roman" w:hAnsi="Times New Roman" w:cs="Times New Roman"/>
+          <w:sz w:val="24"/>
+          <w:szCs w:val="24"/>
+        </w:rPr>
+        <w:t xml:space="preserve">s, forms, and navigation menus. </w:t>
+      </w:r>
+      <w:r>
+        <w:rPr>
+          <w:rFonts w:ascii="Times New Roman" w:hAnsi="Times New Roman" w:cs="Times New Roman"/>
+          <w:sz w:val="24"/>
+          <w:szCs w:val="24"/>
+        </w:rPr>
+        <w:t>Implemented event handling for user actions such as button clicks, te</w:t>
+      </w:r>
+      <w:r>
+        <w:rPr>
+          <w:rFonts w:ascii="Times New Roman" w:hAnsi="Times New Roman" w:cs="Times New Roman"/>
+          <w:sz w:val="24"/>
+          <w:szCs w:val="24"/>
+        </w:rPr>
+        <w:t xml:space="preserve">xt input, and form submissions. </w:t>
+      </w:r>
+      <w:r>
+        <w:rPr>
+          <w:rFonts w:ascii="Times New Roman" w:hAnsi="Times New Roman" w:cs="Times New Roman"/>
+          <w:sz w:val="24"/>
+          <w:szCs w:val="24"/>
+        </w:rPr>
+        <w:t>Added validation to ensure users enter correct info</w:t>
+      </w:r>
+      <w:r>
+        <w:rPr>
+          <w:rFonts w:ascii="Times New Roman" w:hAnsi="Times New Roman" w:cs="Times New Roman"/>
+          <w:sz w:val="24"/>
+          <w:szCs w:val="24"/>
+        </w:rPr>
+        <w:t xml:space="preserve">rmation before submitting data. </w:t>
+      </w:r>
+      <w:r>
+        <w:rPr>
+          <w:rFonts w:ascii="Times New Roman" w:hAnsi="Times New Roman" w:cs="Times New Roman"/>
+          <w:sz w:val="24"/>
+          <w:szCs w:val="24"/>
+        </w:rPr>
+        <w:t>Built a simple mobile application that responds to user interactions and displays feedback messages.</w:t>
       </w:r>
     </w:p>
     <w:p>
       <w:pPr>
         <w:rPr>
           <w:rFonts w:ascii="Times New Roman" w:hAnsi="Times New Roman" w:cs="Times New Roman"/>
+          <w:sz w:val="28"/>
+          <w:szCs w:val="24"/>
+          <w:u w:val="single"/>
+        </w:rPr>
+      </w:pPr>
+      <w:r>
+        <w:rPr>
+          <w:rFonts w:ascii="Times New Roman" w:hAnsi="Times New Roman" w:cs="Times New Roman"/>
+          <w:sz w:val="28"/>
+          <w:szCs w:val="24"/>
+          <w:u w:val="single"/>
+        </w:rPr>
+        <w:t>Personal Reflection</w:t>
+      </w:r>
+    </w:p>
+    <w:p>
+      <w:pPr>
+        <w:rPr>
+          <w:rFonts w:ascii="Times New Roman" w:hAnsi="Times New Roman" w:cs="Times New Roman"/>
           <w:b/>
           <w:sz w:val="28"/>
           <w:szCs w:val="24"/>
@@ -673,10 +759,37 @@
       <w:r>
         <w:rPr>
           <w:rFonts w:ascii="Times New Roman" w:hAnsi="Times New Roman" w:cs="Times New Roman"/>
+          <w:sz w:val="24"/>
+          <w:szCs w:val="24"/>
+        </w:rPr>
+        <w:t>I learned how event handling improves user experience by making mobile applications interactive and responsive. I understood the importance of connecting user actions to specific functions and ensuring applications provide immediate feedback. This week also helped me appreciate the need for intuitive and user-friendly interfaces in mobile application development.</w:t>
+      </w:r>
+      <w:r>
+        <w:rPr>
+          <w:rFonts w:ascii="Times New Roman" w:hAnsi="Times New Roman" w:cs="Times New Roman"/>
+          <w:sz w:val="24"/>
+          <w:szCs w:val="24"/>
+        </w:rPr>
+        <w:br/>
+      </w:r>
+    </w:p>
+    <w:p>
+      <w:pPr>
+        <w:rPr>
+          <w:rFonts w:ascii="Times New Roman" w:hAnsi="Times New Roman" w:cs="Times New Roman"/>
           <w:b/>
           <w:sz w:val="28"/>
           <w:szCs w:val="24"/>
         </w:rPr>
+      </w:pPr>
+      <w:r>
+        <w:rPr>
+          <w:rFonts w:ascii="Times New Roman" w:hAnsi="Times New Roman" w:cs="Times New Roman"/>
+          <w:b/>
+          <w:sz w:val="28"/>
+          <w:szCs w:val="24"/>
+        </w:rPr>
+        <w:lastRenderedPageBreak/>
         <w:t>Week 5: Data Management</w:t>
       </w:r>
     </w:p>
@@ -732,8 +845,6 @@
         </w:rPr>
         <w:br/>
       </w:r>
-      <w:bookmarkStart w:id="0" w:name="_GoBack"/>
-      <w:bookmarkEnd w:id="0"/>
       <w:r>
         <w:rPr>
           <w:rFonts w:ascii="Times New Roman" w:hAnsi="Times New Roman" w:cs="Times New Roman"/>
@@ -798,7 +909,6 @@
           <w:sz w:val="28"/>
           <w:szCs w:val="24"/>
         </w:rPr>
-        <w:lastRenderedPageBreak/>
         <w:t>Week 6: Networking and APIs</w:t>
       </w:r>
     </w:p>
@@ -814,28 +924,112 @@
       <w:r>
         <w:rPr>
           <w:rFonts w:ascii="Times New Roman" w:hAnsi="Times New Roman" w:cs="Times New Roman"/>
-          <w:sz w:val="28"/>
-          <w:szCs w:val="24"/>
-          <w:u w:val="single"/>
-        </w:rPr>
-        <w:t>Practical Activities Undertaken</w:t>
+          <w:b/>
+          <w:sz w:val="24"/>
+          <w:szCs w:val="24"/>
+        </w:rPr>
+        <w:t>NOTE:</w:t>
+      </w:r>
+      <w:r>
+        <w:rPr>
+          <w:rFonts w:ascii="Times New Roman" w:hAnsi="Times New Roman" w:cs="Times New Roman"/>
+          <w:sz w:val="24"/>
+          <w:szCs w:val="24"/>
+        </w:rPr>
+        <w:t xml:space="preserve"> </w:t>
+      </w:r>
+      <w:r>
+        <w:rPr>
+          <w:rFonts w:ascii="Times New Roman" w:hAnsi="Times New Roman" w:cs="Times New Roman"/>
+          <w:i/>
+          <w:sz w:val="24"/>
+          <w:szCs w:val="24"/>
+        </w:rPr>
+        <w:t xml:space="preserve">Week </w:t>
+      </w:r>
+      <w:r>
+        <w:rPr>
+          <w:rFonts w:ascii="Times New Roman" w:hAnsi="Times New Roman" w:cs="Times New Roman"/>
+          <w:i/>
+          <w:sz w:val="24"/>
+          <w:szCs w:val="24"/>
+        </w:rPr>
+        <w:t xml:space="preserve">6 work </w:t>
+      </w:r>
+      <w:proofErr w:type="gramStart"/>
+      <w:r>
+        <w:rPr>
+          <w:rFonts w:ascii="Times New Roman" w:hAnsi="Times New Roman" w:cs="Times New Roman"/>
+          <w:i/>
+          <w:sz w:val="24"/>
+          <w:szCs w:val="24"/>
+        </w:rPr>
+        <w:t>is  an</w:t>
+      </w:r>
+      <w:proofErr w:type="gramEnd"/>
+      <w:r>
+        <w:rPr>
+          <w:rFonts w:ascii="Times New Roman" w:hAnsi="Times New Roman" w:cs="Times New Roman"/>
+          <w:i/>
+          <w:sz w:val="24"/>
+          <w:szCs w:val="24"/>
+        </w:rPr>
+        <w:t xml:space="preserve"> </w:t>
+      </w:r>
+      <w:r>
+        <w:rPr>
+          <w:rFonts w:ascii="Times New Roman" w:hAnsi="Times New Roman" w:cs="Times New Roman"/>
+          <w:i/>
+          <w:sz w:val="24"/>
+          <w:szCs w:val="24"/>
+        </w:rPr>
+        <w:t xml:space="preserve"> application</w:t>
+      </w:r>
+      <w:r>
+        <w:rPr>
+          <w:rFonts w:ascii="Times New Roman" w:hAnsi="Times New Roman" w:cs="Times New Roman"/>
+          <w:i/>
+          <w:sz w:val="24"/>
+          <w:szCs w:val="24"/>
+        </w:rPr>
+        <w:t xml:space="preserve"> that</w:t>
+      </w:r>
+      <w:r>
+        <w:rPr>
+          <w:rFonts w:ascii="Times New Roman" w:hAnsi="Times New Roman" w:cs="Times New Roman"/>
+          <w:i/>
+          <w:sz w:val="24"/>
+          <w:szCs w:val="24"/>
+        </w:rPr>
+        <w:t xml:space="preserve"> functions as a stateless mobile client that executes asynchronous HTTP GET requests against a remote RESTful API endpoint</w:t>
+      </w:r>
+      <w:r>
+        <w:rPr>
+          <w:rFonts w:ascii="Times New Roman" w:hAnsi="Times New Roman" w:cs="Times New Roman"/>
+          <w:i/>
+          <w:sz w:val="24"/>
+          <w:szCs w:val="24"/>
+        </w:rPr>
+        <w:t>.</w:t>
       </w:r>
     </w:p>
     <w:p>
       <w:pPr>
         <w:rPr>
           <w:rFonts w:ascii="Times New Roman" w:hAnsi="Times New Roman" w:cs="Times New Roman"/>
-          <w:sz w:val="24"/>
-          <w:szCs w:val="24"/>
-        </w:rPr>
-      </w:pPr>
-      <w:r>
-        <w:rPr>
-          <w:rFonts w:ascii="Times New Roman" w:hAnsi="Times New Roman" w:cs="Times New Roman"/>
-          <w:sz w:val="24"/>
-          <w:szCs w:val="24"/>
-        </w:rPr>
-        <w:br/>
+          <w:sz w:val="28"/>
+          <w:szCs w:val="24"/>
+          <w:u w:val="single"/>
+        </w:rPr>
+      </w:pPr>
+      <w:r>
+        <w:rPr>
+          <w:rFonts w:ascii="Times New Roman" w:hAnsi="Times New Roman" w:cs="Times New Roman"/>
+          <w:sz w:val="28"/>
+          <w:szCs w:val="24"/>
+          <w:u w:val="single"/>
+        </w:rPr>
+        <w:t>Practical Activities Undertaken</w:t>
       </w:r>
     </w:p>
     <w:p>
@@ -850,21 +1044,38 @@
       <w:r>
         <w:rPr>
           <w:rFonts w:ascii="Times New Roman" w:hAnsi="Times New Roman" w:cs="Times New Roman"/>
-          <w:sz w:val="28"/>
-          <w:szCs w:val="24"/>
-          <w:u w:val="single"/>
-        </w:rPr>
-        <w:t>Personal Reflection</w:t>
+          <w:sz w:val="24"/>
+          <w:szCs w:val="24"/>
+        </w:rPr>
+        <w:t>Analyzed networking components for five mobile apps, investigated a public REST API to compile a technical report, and structured student data records into valid JSON format.</w:t>
+      </w:r>
+      <w:r>
+        <w:rPr>
+          <w:rFonts w:ascii="Times New Roman" w:hAnsi="Times New Roman" w:cs="Times New Roman"/>
+          <w:sz w:val="24"/>
+          <w:szCs w:val="24"/>
+        </w:rPr>
+        <w:br/>
       </w:r>
     </w:p>
     <w:p>
       <w:pPr>
         <w:rPr>
           <w:rFonts w:ascii="Times New Roman" w:hAnsi="Times New Roman" w:cs="Times New Roman"/>
-          <w:sz w:val="24"/>
-          <w:szCs w:val="24"/>
-        </w:rPr>
-      </w:pPr>
+          <w:sz w:val="28"/>
+          <w:szCs w:val="24"/>
+          <w:u w:val="single"/>
+        </w:rPr>
+      </w:pPr>
+      <w:r>
+        <w:rPr>
+          <w:rFonts w:ascii="Times New Roman" w:hAnsi="Times New Roman" w:cs="Times New Roman"/>
+          <w:sz w:val="28"/>
+          <w:szCs w:val="24"/>
+          <w:u w:val="single"/>
+        </w:rPr>
+        <w:t>Personal Reflection</w:t>
+      </w:r>
     </w:p>
     <w:p>
       <w:pPr>
@@ -874,6 +1085,14 @@
           <w:szCs w:val="24"/>
         </w:rPr>
       </w:pPr>
+      <w:r>
+        <w:rPr>
+          <w:rFonts w:ascii="Times New Roman" w:hAnsi="Times New Roman" w:cs="Times New Roman"/>
+          <w:sz w:val="24"/>
+          <w:szCs w:val="24"/>
+        </w:rPr>
+        <w:t>Gained a deeper understanding of client-server data exchange protocols and realized how critical strict JSON data formatting is for seamless mobile backend integration.</w:t>
+      </w:r>
     </w:p>
     <w:p>
       <w:pPr>
@@ -883,6 +1102,15 @@
           <w:szCs w:val="24"/>
         </w:rPr>
       </w:pPr>
+    </w:p>
+    <w:p>
+      <w:pPr>
+        <w:rPr>
+          <w:rFonts w:ascii="Times New Roman" w:hAnsi="Times New Roman" w:cs="Times New Roman"/>
+          <w:sz w:val="24"/>
+          <w:szCs w:val="24"/>
+        </w:rPr>
+      </w:pPr>
       <w:r>
         <w:rPr>
           <w:rFonts w:ascii="Times New Roman" w:hAnsi="Times New Roman" w:cs="Times New Roman"/>
@@ -926,36 +1154,36 @@
           <w:sz w:val="24"/>
           <w:szCs w:val="24"/>
         </w:rPr>
-        <w:br/>
+        <w:t xml:space="preserve">   Compared four mobile storage mechanisms, designed a relational student database schema with primary keys, and formulated the architectural plan for an offline attendance-tracking mini-project.</w:t>
       </w:r>
     </w:p>
     <w:p>
       <w:pPr>
         <w:rPr>
           <w:rFonts w:ascii="Times New Roman" w:hAnsi="Times New Roman" w:cs="Times New Roman"/>
-          <w:sz w:val="28"/>
-          <w:szCs w:val="24"/>
-          <w:u w:val="single"/>
-        </w:rPr>
-      </w:pPr>
-      <w:r>
-        <w:rPr>
-          <w:rFonts w:ascii="Times New Roman" w:hAnsi="Times New Roman" w:cs="Times New Roman"/>
-          <w:sz w:val="28"/>
-          <w:szCs w:val="24"/>
-          <w:u w:val="single"/>
-        </w:rPr>
-        <w:t>Personal Reflection</w:t>
-      </w:r>
+          <w:sz w:val="24"/>
+          <w:szCs w:val="24"/>
+        </w:rPr>
+      </w:pPr>
     </w:p>
     <w:p>
       <w:pPr>
         <w:rPr>
           <w:rFonts w:ascii="Times New Roman" w:hAnsi="Times New Roman" w:cs="Times New Roman"/>
-          <w:sz w:val="24"/>
-          <w:szCs w:val="24"/>
-        </w:rPr>
-      </w:pPr>
+          <w:sz w:val="28"/>
+          <w:szCs w:val="24"/>
+          <w:u w:val="single"/>
+        </w:rPr>
+      </w:pPr>
+      <w:r>
+        <w:rPr>
+          <w:rFonts w:ascii="Times New Roman" w:hAnsi="Times New Roman" w:cs="Times New Roman"/>
+          <w:sz w:val="28"/>
+          <w:szCs w:val="24"/>
+          <w:u w:val="single"/>
+        </w:rPr>
+        <w:t>Personal Reflection</w:t>
+      </w:r>
     </w:p>
     <w:p>
       <w:pPr>
@@ -965,6 +1193,14 @@
           <w:szCs w:val="24"/>
         </w:rPr>
       </w:pPr>
+      <w:r>
+        <w:rPr>
+          <w:rFonts w:ascii="Times New Roman" w:hAnsi="Times New Roman" w:cs="Times New Roman"/>
+          <w:sz w:val="24"/>
+          <w:szCs w:val="24"/>
+        </w:rPr>
+        <w:t xml:space="preserve">   Discovered that local SQLite databases offer superior data integrity and reliable offline access for mobile applications compared to network-dependent cloud alternatives like Firebase.</w:t>
+      </w:r>
     </w:p>
     <w:p>
       <w:pPr>
@@ -981,6 +1217,7 @@
           <w:sz w:val="28"/>
           <w:szCs w:val="24"/>
         </w:rPr>
+        <w:lastRenderedPageBreak/>
         <w:t>Week 8:  Project Planning</w:t>
       </w:r>
     </w:p>
@@ -1326,6 +1563,7 @@
           <w:szCs w:val="24"/>
           <w:u w:val="single"/>
         </w:rPr>
+        <w:lastRenderedPageBreak/>
         <w:t>Personal Reflection</w:t>
       </w:r>
     </w:p>
@@ -1473,17 +1711,543 @@
           <w:sz w:val="24"/>
           <w:szCs w:val="24"/>
         </w:rPr>
+        <w:br/>
+      </w:r>
+      <w:r>
+        <w:rPr>
+          <w:rFonts w:ascii="Times New Roman" w:hAnsi="Times New Roman" w:cs="Times New Roman"/>
+          <w:sz w:val="28"/>
+          <w:szCs w:val="24"/>
+          <w:u w:val="single"/>
+        </w:rPr>
+        <w:t>Practical Activities Undertaken</w:t>
+      </w:r>
+    </w:p>
+    <w:p>
+      <w:pPr>
+        <w:rPr>
+          <w:rFonts w:ascii="Times New Roman" w:hAnsi="Times New Roman" w:cs="Times New Roman"/>
+          <w:sz w:val="24"/>
+          <w:szCs w:val="24"/>
+        </w:rPr>
+      </w:pPr>
+      <w:r>
+        <w:rPr>
+          <w:rFonts w:ascii="Times New Roman" w:hAnsi="Times New Roman" w:cs="Times New Roman"/>
+          <w:sz w:val="24"/>
+          <w:szCs w:val="24"/>
+        </w:rPr>
+        <w:br/>
+      </w:r>
+    </w:p>
+    <w:p>
+      <w:pPr>
+        <w:rPr>
+          <w:rFonts w:ascii="Times New Roman" w:hAnsi="Times New Roman" w:cs="Times New Roman"/>
+          <w:sz w:val="28"/>
+          <w:szCs w:val="24"/>
+          <w:u w:val="single"/>
+        </w:rPr>
+      </w:pPr>
+      <w:r>
+        <w:rPr>
+          <w:rFonts w:ascii="Times New Roman" w:hAnsi="Times New Roman" w:cs="Times New Roman"/>
+          <w:sz w:val="28"/>
+          <w:szCs w:val="24"/>
+          <w:u w:val="single"/>
+        </w:rPr>
+        <w:t>Personal Reflection</w:t>
+      </w:r>
+    </w:p>
+    <w:p>
+      <w:pPr>
+        <w:rPr>
+          <w:rFonts w:ascii="Times New Roman" w:hAnsi="Times New Roman" w:cs="Times New Roman"/>
+          <w:sz w:val="24"/>
+          <w:szCs w:val="24"/>
+        </w:rPr>
+      </w:pPr>
+      <w:r>
+        <w:rPr>
+          <w:rFonts w:ascii="Times New Roman" w:hAnsi="Times New Roman" w:cs="Times New Roman"/>
+          <w:sz w:val="24"/>
+          <w:szCs w:val="24"/>
+        </w:rPr>
+        <w:br/>
+      </w:r>
+    </w:p>
+    <w:p>
+      <w:pPr>
+        <w:rPr>
+          <w:rFonts w:ascii="Times New Roman" w:hAnsi="Times New Roman" w:cs="Times New Roman"/>
+          <w:sz w:val="24"/>
+          <w:szCs w:val="24"/>
+        </w:rPr>
+      </w:pPr>
+    </w:p>
+    <w:p>
+      <w:pPr>
+        <w:rPr>
+          <w:rFonts w:ascii="Times New Roman" w:hAnsi="Times New Roman" w:cs="Times New Roman"/>
+          <w:b/>
+          <w:sz w:val="28"/>
+          <w:szCs w:val="24"/>
+        </w:rPr>
+      </w:pPr>
+      <w:r>
+        <w:rPr>
+          <w:rFonts w:ascii="Times New Roman" w:hAnsi="Times New Roman" w:cs="Times New Roman"/>
+          <w:b/>
+          <w:sz w:val="28"/>
+          <w:szCs w:val="24"/>
+        </w:rPr>
+        <w:t>Week 14: Final Project Presentation</w:t>
+      </w:r>
+    </w:p>
+    <w:p>
+      <w:pPr>
+        <w:rPr>
+          <w:rFonts w:ascii="Times New Roman" w:hAnsi="Times New Roman" w:cs="Times New Roman"/>
+          <w:sz w:val="28"/>
+          <w:szCs w:val="24"/>
+          <w:u w:val="single"/>
+        </w:rPr>
+      </w:pPr>
+      <w:r>
+        <w:rPr>
+          <w:rFonts w:ascii="Times New Roman" w:hAnsi="Times New Roman" w:cs="Times New Roman"/>
+          <w:sz w:val="28"/>
+          <w:szCs w:val="24"/>
+          <w:u w:val="single"/>
+        </w:rPr>
+        <w:t>Practical Activities Undertaken</w:t>
+      </w:r>
+    </w:p>
+    <w:p>
+      <w:pPr>
+        <w:rPr>
+          <w:rFonts w:ascii="Times New Roman" w:hAnsi="Times New Roman" w:cs="Times New Roman"/>
+          <w:sz w:val="24"/>
+          <w:szCs w:val="24"/>
+        </w:rPr>
+      </w:pPr>
+      <w:r>
+        <w:rPr>
+          <w:rFonts w:ascii="Times New Roman" w:hAnsi="Times New Roman" w:cs="Times New Roman"/>
+          <w:sz w:val="24"/>
+          <w:szCs w:val="24"/>
+        </w:rPr>
+        <w:br/>
+      </w:r>
+    </w:p>
+    <w:p>
+      <w:pPr>
+        <w:rPr>
+          <w:rFonts w:ascii="Times New Roman" w:hAnsi="Times New Roman" w:cs="Times New Roman"/>
+          <w:sz w:val="28"/>
+          <w:szCs w:val="24"/>
+          <w:u w:val="single"/>
+        </w:rPr>
+      </w:pPr>
+      <w:r>
+        <w:rPr>
+          <w:rFonts w:ascii="Times New Roman" w:hAnsi="Times New Roman" w:cs="Times New Roman"/>
+          <w:sz w:val="28"/>
+          <w:szCs w:val="24"/>
+          <w:u w:val="single"/>
+        </w:rPr>
+        <w:t>Personal Reflection</w:t>
+      </w:r>
+    </w:p>
+    <w:p>
+      <w:pPr>
+        <w:rPr>
+          <w:rFonts w:ascii="Times New Roman" w:hAnsi="Times New Roman" w:cs="Times New Roman"/>
+          <w:sz w:val="24"/>
+          <w:szCs w:val="24"/>
+        </w:rPr>
+      </w:pPr>
+      <w:r>
+        <w:rPr>
+          <w:rFonts w:ascii="Times New Roman" w:hAnsi="Times New Roman" w:cs="Times New Roman"/>
+          <w:sz w:val="24"/>
+          <w:szCs w:val="24"/>
+        </w:rPr>
+        <w:br/>
+      </w:r>
+      <w:r>
+        <w:rPr>
+          <w:rFonts w:ascii="Times New Roman" w:hAnsi="Times New Roman" w:cs="Times New Roman"/>
+          <w:sz w:val="24"/>
+          <w:szCs w:val="24"/>
+        </w:rPr>
+        <w:br/>
+      </w:r>
+    </w:p>
+    <w:p>
+      <w:pPr>
+        <w:rPr>
+          <w:rFonts w:ascii="Times New Roman" w:hAnsi="Times New Roman" w:cs="Times New Roman"/>
+          <w:b/>
+          <w:sz w:val="28"/>
+          <w:szCs w:val="24"/>
+        </w:rPr>
+      </w:pPr>
+      <w:r>
+        <w:rPr>
+          <w:rFonts w:ascii="Times New Roman" w:hAnsi="Times New Roman" w:cs="Times New Roman"/>
+          <w:b/>
+          <w:sz w:val="28"/>
+          <w:szCs w:val="24"/>
+        </w:rPr>
+        <w:lastRenderedPageBreak/>
+        <w:t>Semester Project Tracking</w:t>
+      </w:r>
+    </w:p>
+    <w:p>
+      <w:pPr>
+        <w:rPr>
+          <w:rFonts w:ascii="Times New Roman" w:hAnsi="Times New Roman" w:cs="Times New Roman"/>
+          <w:sz w:val="24"/>
+          <w:szCs w:val="24"/>
+        </w:rPr>
+      </w:pPr>
+      <w:r>
+        <w:rPr>
+          <w:rFonts w:ascii="Times New Roman" w:hAnsi="Times New Roman" w:cs="Times New Roman"/>
+          <w:sz w:val="24"/>
+          <w:szCs w:val="24"/>
+        </w:rPr>
+        <w:t>Project Title</w:t>
+      </w:r>
+    </w:p>
+    <w:p>
+      <w:pPr>
+        <w:rPr>
+          <w:rFonts w:ascii="Times New Roman" w:hAnsi="Times New Roman" w:cs="Times New Roman"/>
+          <w:sz w:val="24"/>
+          <w:szCs w:val="24"/>
+        </w:rPr>
+      </w:pPr>
+      <w:r>
+        <w:rPr>
+          <w:rFonts w:ascii="Times New Roman" w:hAnsi="Times New Roman" w:cs="Times New Roman"/>
+          <w:sz w:val="24"/>
+          <w:szCs w:val="24"/>
+        </w:rPr>
+        <w:br/>
+      </w:r>
+      <w:r>
+        <w:rPr>
+          <w:rFonts w:ascii="Times New Roman" w:hAnsi="Times New Roman" w:cs="Times New Roman"/>
+          <w:sz w:val="24"/>
+          <w:szCs w:val="24"/>
+        </w:rPr>
+        <w:br/>
+      </w:r>
+    </w:p>
+    <w:p>
+      <w:pPr>
+        <w:rPr>
+          <w:rFonts w:ascii="Times New Roman" w:hAnsi="Times New Roman" w:cs="Times New Roman"/>
+          <w:sz w:val="24"/>
+          <w:szCs w:val="24"/>
+        </w:rPr>
+      </w:pPr>
+      <w:r>
+        <w:rPr>
+          <w:rFonts w:ascii="Times New Roman" w:hAnsi="Times New Roman" w:cs="Times New Roman"/>
+          <w:sz w:val="24"/>
+          <w:szCs w:val="24"/>
+        </w:rPr>
+        <w:t>Project Objectives</w:t>
+      </w:r>
+    </w:p>
+    <w:p>
+      <w:pPr>
+        <w:rPr>
+          <w:rFonts w:ascii="Times New Roman" w:hAnsi="Times New Roman" w:cs="Times New Roman"/>
+          <w:sz w:val="24"/>
+          <w:szCs w:val="24"/>
+        </w:rPr>
+      </w:pPr>
+      <w:r>
+        <w:rPr>
+          <w:rFonts w:ascii="Times New Roman" w:hAnsi="Times New Roman" w:cs="Times New Roman"/>
+          <w:sz w:val="24"/>
+          <w:szCs w:val="24"/>
+        </w:rPr>
+        <w:br/>
+      </w:r>
+      <w:r>
+        <w:rPr>
+          <w:rFonts w:ascii="Times New Roman" w:hAnsi="Times New Roman" w:cs="Times New Roman"/>
+          <w:sz w:val="24"/>
+          <w:szCs w:val="24"/>
+        </w:rPr>
+        <w:br/>
+      </w:r>
+    </w:p>
+    <w:p>
+      <w:pPr>
+        <w:rPr>
+          <w:rFonts w:ascii="Times New Roman" w:hAnsi="Times New Roman" w:cs="Times New Roman"/>
+          <w:sz w:val="24"/>
+          <w:szCs w:val="24"/>
+        </w:rPr>
+      </w:pPr>
+      <w:r>
+        <w:rPr>
+          <w:rFonts w:ascii="Times New Roman" w:hAnsi="Times New Roman" w:cs="Times New Roman"/>
+          <w:sz w:val="24"/>
+          <w:szCs w:val="24"/>
+        </w:rPr>
+        <w:t>Project Requirements</w:t>
+      </w:r>
+    </w:p>
+    <w:p>
+      <w:pPr>
+        <w:rPr>
+          <w:rFonts w:ascii="Times New Roman" w:hAnsi="Times New Roman" w:cs="Times New Roman"/>
+          <w:sz w:val="24"/>
+          <w:szCs w:val="24"/>
+        </w:rPr>
+      </w:pPr>
+      <w:r>
+        <w:rPr>
+          <w:rFonts w:ascii="Times New Roman" w:hAnsi="Times New Roman" w:cs="Times New Roman"/>
+          <w:sz w:val="24"/>
+          <w:szCs w:val="24"/>
+        </w:rPr>
+        <w:br/>
+      </w:r>
+      <w:r>
+        <w:rPr>
+          <w:rFonts w:ascii="Times New Roman" w:hAnsi="Times New Roman" w:cs="Times New Roman"/>
+          <w:sz w:val="24"/>
+          <w:szCs w:val="24"/>
+        </w:rPr>
+        <w:br/>
+      </w:r>
+    </w:p>
+    <w:p>
+      <w:pPr>
+        <w:rPr>
+          <w:rFonts w:ascii="Times New Roman" w:hAnsi="Times New Roman" w:cs="Times New Roman"/>
+          <w:sz w:val="24"/>
+          <w:szCs w:val="24"/>
+        </w:rPr>
+      </w:pPr>
+      <w:r>
+        <w:rPr>
+          <w:rFonts w:ascii="Times New Roman" w:hAnsi="Times New Roman" w:cs="Times New Roman"/>
+          <w:sz w:val="24"/>
+          <w:szCs w:val="24"/>
+        </w:rPr>
+        <w:t>Development Milestones</w:t>
+      </w:r>
+    </w:p>
+    <w:p>
+      <w:pPr>
+        <w:rPr>
+          <w:rFonts w:ascii="Times New Roman" w:hAnsi="Times New Roman" w:cs="Times New Roman"/>
+          <w:sz w:val="24"/>
+          <w:szCs w:val="24"/>
+        </w:rPr>
+      </w:pPr>
+      <w:r>
+        <w:rPr>
+          <w:rFonts w:ascii="Times New Roman" w:hAnsi="Times New Roman" w:cs="Times New Roman"/>
+          <w:sz w:val="24"/>
+          <w:szCs w:val="24"/>
+        </w:rPr>
+        <w:br/>
+      </w:r>
+      <w:r>
+        <w:rPr>
+          <w:rFonts w:ascii="Times New Roman" w:hAnsi="Times New Roman" w:cs="Times New Roman"/>
+          <w:sz w:val="24"/>
+          <w:szCs w:val="24"/>
+        </w:rPr>
+        <w:br/>
+      </w:r>
+    </w:p>
+    <w:p>
+      <w:pPr>
+        <w:rPr>
+          <w:rFonts w:ascii="Times New Roman" w:hAnsi="Times New Roman" w:cs="Times New Roman"/>
+          <w:sz w:val="24"/>
+          <w:szCs w:val="24"/>
+        </w:rPr>
+      </w:pPr>
+      <w:r>
+        <w:rPr>
+          <w:rFonts w:ascii="Times New Roman" w:hAnsi="Times New Roman" w:cs="Times New Roman"/>
+          <w:sz w:val="24"/>
+          <w:szCs w:val="24"/>
+        </w:rPr>
+        <w:t>Testing Results</w:t>
+      </w:r>
+    </w:p>
+    <w:p>
+      <w:pPr>
+        <w:rPr>
+          <w:rFonts w:ascii="Times New Roman" w:hAnsi="Times New Roman" w:cs="Times New Roman"/>
+          <w:sz w:val="24"/>
+          <w:szCs w:val="24"/>
+        </w:rPr>
+      </w:pPr>
+      <w:r>
+        <w:rPr>
+          <w:rFonts w:ascii="Times New Roman" w:hAnsi="Times New Roman" w:cs="Times New Roman"/>
+          <w:sz w:val="24"/>
+          <w:szCs w:val="24"/>
+        </w:rPr>
+        <w:br/>
+      </w:r>
+      <w:r>
+        <w:rPr>
+          <w:rFonts w:ascii="Times New Roman" w:hAnsi="Times New Roman" w:cs="Times New Roman"/>
+          <w:sz w:val="24"/>
+          <w:szCs w:val="24"/>
+        </w:rPr>
+        <w:br/>
+      </w:r>
+    </w:p>
+    <w:p>
+      <w:pPr>
+        <w:rPr>
+          <w:rFonts w:ascii="Times New Roman" w:hAnsi="Times New Roman" w:cs="Times New Roman"/>
+          <w:sz w:val="24"/>
+          <w:szCs w:val="24"/>
+        </w:rPr>
+      </w:pPr>
+      <w:r>
+        <w:rPr>
+          <w:rFonts w:ascii="Times New Roman" w:hAnsi="Times New Roman" w:cs="Times New Roman"/>
+          <w:sz w:val="24"/>
+          <w:szCs w:val="24"/>
+        </w:rPr>
+        <w:t>Lessons Learned</w:t>
+      </w:r>
+    </w:p>
+    <w:p>
+      <w:pPr>
+        <w:rPr>
+          <w:rFonts w:ascii="Times New Roman" w:hAnsi="Times New Roman" w:cs="Times New Roman"/>
+          <w:sz w:val="24"/>
+          <w:szCs w:val="24"/>
+        </w:rPr>
+      </w:pPr>
+      <w:r>
+        <w:rPr>
+          <w:rFonts w:ascii="Times New Roman" w:hAnsi="Times New Roman" w:cs="Times New Roman"/>
+          <w:sz w:val="24"/>
+          <w:szCs w:val="24"/>
+        </w:rPr>
+        <w:br/>
+      </w:r>
+      <w:r>
+        <w:rPr>
+          <w:rFonts w:ascii="Times New Roman" w:hAnsi="Times New Roman" w:cs="Times New Roman"/>
+          <w:sz w:val="24"/>
+          <w:szCs w:val="24"/>
+        </w:rPr>
+        <w:br/>
+      </w:r>
+    </w:p>
+    <w:p>
+      <w:pPr>
+        <w:rPr>
+          <w:rFonts w:ascii="Times New Roman" w:hAnsi="Times New Roman" w:cs="Times New Roman"/>
+          <w:sz w:val="24"/>
+          <w:szCs w:val="24"/>
+        </w:rPr>
+      </w:pPr>
+      <w:r>
+        <w:rPr>
+          <w:rFonts w:ascii="Times New Roman" w:hAnsi="Times New Roman" w:cs="Times New Roman"/>
+          <w:sz w:val="24"/>
+          <w:szCs w:val="24"/>
+        </w:rPr>
+        <w:t>Future Improvements</w:t>
+      </w:r>
+    </w:p>
+    <w:p>
+      <w:pPr>
+        <w:rPr>
+          <w:rFonts w:ascii="Times New Roman" w:hAnsi="Times New Roman" w:cs="Times New Roman"/>
+          <w:sz w:val="24"/>
+          <w:szCs w:val="24"/>
+        </w:rPr>
+      </w:pPr>
+      <w:r>
+        <w:rPr>
+          <w:rFonts w:ascii="Times New Roman" w:hAnsi="Times New Roman" w:cs="Times New Roman"/>
+          <w:sz w:val="24"/>
+          <w:szCs w:val="24"/>
+        </w:rPr>
+        <w:br/>
+      </w:r>
+      <w:r>
+        <w:rPr>
+          <w:rFonts w:ascii="Times New Roman" w:hAnsi="Times New Roman" w:cs="Times New Roman"/>
+          <w:sz w:val="24"/>
+          <w:szCs w:val="24"/>
+        </w:rPr>
+        <w:br/>
+      </w:r>
+      <w:r>
+        <w:rPr>
+          <w:rFonts w:ascii="Times New Roman" w:hAnsi="Times New Roman" w:cs="Times New Roman"/>
+          <w:b/>
+          <w:sz w:val="28"/>
+          <w:szCs w:val="24"/>
+        </w:rPr>
+        <w:t>End of Semester Reflection</w:t>
+      </w:r>
+    </w:p>
+    <w:p>
+      <w:pPr>
+        <w:rPr>
+          <w:rFonts w:ascii="Times New Roman" w:hAnsi="Times New Roman" w:cs="Times New Roman"/>
+          <w:sz w:val="24"/>
+          <w:szCs w:val="24"/>
+        </w:rPr>
+      </w:pPr>
+      <w:r>
+        <w:rPr>
+          <w:rFonts w:ascii="Times New Roman" w:hAnsi="Times New Roman" w:cs="Times New Roman"/>
+          <w:sz w:val="24"/>
+          <w:szCs w:val="24"/>
+        </w:rPr>
+        <w:t>Summary of Skills Acquired</w:t>
+      </w:r>
+    </w:p>
+    <w:p>
+      <w:pPr>
+        <w:rPr>
+          <w:rFonts w:ascii="Times New Roman" w:hAnsi="Times New Roman" w:cs="Times New Roman"/>
+          <w:sz w:val="24"/>
+          <w:szCs w:val="24"/>
+        </w:rPr>
+      </w:pPr>
+      <w:r>
+        <w:rPr>
+          <w:rFonts w:ascii="Times New Roman" w:hAnsi="Times New Roman" w:cs="Times New Roman"/>
+          <w:sz w:val="24"/>
+          <w:szCs w:val="24"/>
+        </w:rPr>
         <w:lastRenderedPageBreak/>
         <w:br/>
       </w:r>
       <w:r>
         <w:rPr>
           <w:rFonts w:ascii="Times New Roman" w:hAnsi="Times New Roman" w:cs="Times New Roman"/>
-          <w:sz w:val="28"/>
-          <w:szCs w:val="24"/>
-          <w:u w:val="single"/>
-        </w:rPr>
-        <w:t>Practical Activities Undertaken</w:t>
+          <w:sz w:val="24"/>
+          <w:szCs w:val="24"/>
+        </w:rPr>
+        <w:br/>
       </w:r>
     </w:p>
     <w:p>
@@ -1500,26 +2264,32 @@
           <w:sz w:val="24"/>
           <w:szCs w:val="24"/>
         </w:rPr>
-        <w:br/>
+        <w:t>Most Interesting Topic</w:t>
       </w:r>
     </w:p>
     <w:p>
       <w:pPr>
         <w:rPr>
           <w:rFonts w:ascii="Times New Roman" w:hAnsi="Times New Roman" w:cs="Times New Roman"/>
-          <w:sz w:val="28"/>
-          <w:szCs w:val="24"/>
-          <w:u w:val="single"/>
-        </w:rPr>
-      </w:pPr>
-      <w:r>
-        <w:rPr>
-          <w:rFonts w:ascii="Times New Roman" w:hAnsi="Times New Roman" w:cs="Times New Roman"/>
-          <w:sz w:val="28"/>
-          <w:szCs w:val="24"/>
-          <w:u w:val="single"/>
-        </w:rPr>
-        <w:t>Personal Reflection</w:t>
+          <w:sz w:val="24"/>
+          <w:szCs w:val="24"/>
+        </w:rPr>
+      </w:pPr>
+      <w:r>
+        <w:rPr>
+          <w:rFonts w:ascii="Times New Roman" w:hAnsi="Times New Roman" w:cs="Times New Roman"/>
+          <w:sz w:val="24"/>
+          <w:szCs w:val="24"/>
+        </w:rPr>
+        <w:br/>
+      </w:r>
+      <w:r>
+        <w:rPr>
+          <w:rFonts w:ascii="Times New Roman" w:hAnsi="Times New Roman" w:cs="Times New Roman"/>
+          <w:sz w:val="24"/>
+          <w:szCs w:val="24"/>
+        </w:rPr>
+        <w:br/>
       </w:r>
     </w:p>
     <w:p>
@@ -1536,7 +2306,7 @@
           <w:sz w:val="24"/>
           <w:szCs w:val="24"/>
         </w:rPr>
-        <w:br/>
+        <w:t>Major Challenges Faced</w:t>
       </w:r>
     </w:p>
     <w:p>
@@ -1547,587 +2317,54 @@
           <w:szCs w:val="24"/>
         </w:rPr>
       </w:pPr>
+      <w:r>
+        <w:rPr>
+          <w:rFonts w:ascii="Times New Roman" w:hAnsi="Times New Roman" w:cs="Times New Roman"/>
+          <w:sz w:val="24"/>
+          <w:szCs w:val="24"/>
+        </w:rPr>
+        <w:br/>
+      </w:r>
+      <w:r>
+        <w:rPr>
+          <w:rFonts w:ascii="Times New Roman" w:hAnsi="Times New Roman" w:cs="Times New Roman"/>
+          <w:sz w:val="24"/>
+          <w:szCs w:val="24"/>
+        </w:rPr>
+        <w:br/>
+      </w:r>
     </w:p>
     <w:p>
       <w:pPr>
         <w:rPr>
           <w:rFonts w:ascii="Times New Roman" w:hAnsi="Times New Roman" w:cs="Times New Roman"/>
-          <w:b/>
-          <w:sz w:val="28"/>
-          <w:szCs w:val="24"/>
-        </w:rPr>
-      </w:pPr>
-      <w:r>
-        <w:rPr>
-          <w:rFonts w:ascii="Times New Roman" w:hAnsi="Times New Roman" w:cs="Times New Roman"/>
-          <w:b/>
-          <w:sz w:val="28"/>
-          <w:szCs w:val="24"/>
-        </w:rPr>
-        <w:t>Week 14: Final Project Presentation</w:t>
+          <w:sz w:val="24"/>
+          <w:szCs w:val="24"/>
+        </w:rPr>
+      </w:pPr>
+      <w:r>
+        <w:rPr>
+          <w:rFonts w:ascii="Times New Roman" w:hAnsi="Times New Roman" w:cs="Times New Roman"/>
+          <w:sz w:val="24"/>
+          <w:szCs w:val="24"/>
+        </w:rPr>
+        <w:t>How Challenges Were Overcome</w:t>
       </w:r>
     </w:p>
     <w:p>
       <w:pPr>
         <w:rPr>
           <w:rFonts w:ascii="Times New Roman" w:hAnsi="Times New Roman" w:cs="Times New Roman"/>
-          <w:sz w:val="28"/>
-          <w:szCs w:val="24"/>
-          <w:u w:val="single"/>
-        </w:rPr>
-      </w:pPr>
-      <w:r>
-        <w:rPr>
-          <w:rFonts w:ascii="Times New Roman" w:hAnsi="Times New Roman" w:cs="Times New Roman"/>
-          <w:sz w:val="28"/>
-          <w:szCs w:val="24"/>
-          <w:u w:val="single"/>
-        </w:rPr>
-        <w:t>Practical Activities Undertaken</w:t>
-      </w:r>
-    </w:p>
-    <w:p>
-      <w:pPr>
-        <w:rPr>
-          <w:rFonts w:ascii="Times New Roman" w:hAnsi="Times New Roman" w:cs="Times New Roman"/>
-          <w:sz w:val="24"/>
-          <w:szCs w:val="24"/>
-        </w:rPr>
-      </w:pPr>
-      <w:r>
-        <w:rPr>
-          <w:rFonts w:ascii="Times New Roman" w:hAnsi="Times New Roman" w:cs="Times New Roman"/>
-          <w:sz w:val="24"/>
-          <w:szCs w:val="24"/>
-        </w:rPr>
-        <w:br/>
-      </w:r>
-    </w:p>
-    <w:p>
-      <w:pPr>
-        <w:rPr>
-          <w:rFonts w:ascii="Times New Roman" w:hAnsi="Times New Roman" w:cs="Times New Roman"/>
-          <w:sz w:val="28"/>
-          <w:szCs w:val="24"/>
-          <w:u w:val="single"/>
-        </w:rPr>
-      </w:pPr>
-      <w:r>
-        <w:rPr>
-          <w:rFonts w:ascii="Times New Roman" w:hAnsi="Times New Roman" w:cs="Times New Roman"/>
-          <w:sz w:val="28"/>
-          <w:szCs w:val="24"/>
-          <w:u w:val="single"/>
-        </w:rPr>
-        <w:t>Personal Reflection</w:t>
-      </w:r>
-    </w:p>
-    <w:p>
-      <w:pPr>
-        <w:rPr>
-          <w:rFonts w:ascii="Times New Roman" w:hAnsi="Times New Roman" w:cs="Times New Roman"/>
-          <w:sz w:val="24"/>
-          <w:szCs w:val="24"/>
-        </w:rPr>
-      </w:pPr>
-      <w:r>
-        <w:rPr>
-          <w:rFonts w:ascii="Times New Roman" w:hAnsi="Times New Roman" w:cs="Times New Roman"/>
-          <w:sz w:val="24"/>
-          <w:szCs w:val="24"/>
-        </w:rPr>
-        <w:br/>
-      </w:r>
-      <w:r>
-        <w:rPr>
-          <w:rFonts w:ascii="Times New Roman" w:hAnsi="Times New Roman" w:cs="Times New Roman"/>
-          <w:sz w:val="24"/>
-          <w:szCs w:val="24"/>
-        </w:rPr>
-        <w:br/>
-      </w:r>
-    </w:p>
-    <w:p>
-      <w:pPr>
-        <w:rPr>
-          <w:rFonts w:ascii="Times New Roman" w:hAnsi="Times New Roman" w:cs="Times New Roman"/>
-          <w:b/>
-          <w:sz w:val="28"/>
-          <w:szCs w:val="24"/>
-        </w:rPr>
-      </w:pPr>
-      <w:r>
-        <w:rPr>
-          <w:rFonts w:ascii="Times New Roman" w:hAnsi="Times New Roman" w:cs="Times New Roman"/>
-          <w:b/>
-          <w:sz w:val="28"/>
-          <w:szCs w:val="24"/>
-        </w:rPr>
-        <w:t>Semester Project Tracking</w:t>
-      </w:r>
-    </w:p>
-    <w:p>
-      <w:pPr>
-        <w:rPr>
-          <w:rFonts w:ascii="Times New Roman" w:hAnsi="Times New Roman" w:cs="Times New Roman"/>
-          <w:sz w:val="24"/>
-          <w:szCs w:val="24"/>
-        </w:rPr>
-      </w:pPr>
-      <w:r>
-        <w:rPr>
-          <w:rFonts w:ascii="Times New Roman" w:hAnsi="Times New Roman" w:cs="Times New Roman"/>
-          <w:sz w:val="24"/>
-          <w:szCs w:val="24"/>
-        </w:rPr>
-        <w:t>Project Title</w:t>
-      </w:r>
-    </w:p>
-    <w:p>
-      <w:pPr>
-        <w:rPr>
-          <w:rFonts w:ascii="Times New Roman" w:hAnsi="Times New Roman" w:cs="Times New Roman"/>
-          <w:sz w:val="24"/>
-          <w:szCs w:val="24"/>
-        </w:rPr>
-      </w:pPr>
-      <w:r>
-        <w:rPr>
-          <w:rFonts w:ascii="Times New Roman" w:hAnsi="Times New Roman" w:cs="Times New Roman"/>
-          <w:sz w:val="24"/>
-          <w:szCs w:val="24"/>
-        </w:rPr>
-        <w:br/>
-      </w:r>
-      <w:r>
-        <w:rPr>
-          <w:rFonts w:ascii="Times New Roman" w:hAnsi="Times New Roman" w:cs="Times New Roman"/>
-          <w:sz w:val="24"/>
-          <w:szCs w:val="24"/>
-        </w:rPr>
-        <w:br/>
-      </w:r>
-    </w:p>
-    <w:p>
-      <w:pPr>
-        <w:rPr>
-          <w:rFonts w:ascii="Times New Roman" w:hAnsi="Times New Roman" w:cs="Times New Roman"/>
-          <w:sz w:val="24"/>
-          <w:szCs w:val="24"/>
-        </w:rPr>
-      </w:pPr>
-      <w:r>
-        <w:rPr>
-          <w:rFonts w:ascii="Times New Roman" w:hAnsi="Times New Roman" w:cs="Times New Roman"/>
-          <w:sz w:val="24"/>
-          <w:szCs w:val="24"/>
-        </w:rPr>
-        <w:t>Project Objectives</w:t>
-      </w:r>
-    </w:p>
-    <w:p>
-      <w:pPr>
-        <w:rPr>
-          <w:rFonts w:ascii="Times New Roman" w:hAnsi="Times New Roman" w:cs="Times New Roman"/>
-          <w:sz w:val="24"/>
-          <w:szCs w:val="24"/>
-        </w:rPr>
-      </w:pPr>
-      <w:r>
-        <w:rPr>
-          <w:rFonts w:ascii="Times New Roman" w:hAnsi="Times New Roman" w:cs="Times New Roman"/>
-          <w:sz w:val="24"/>
-          <w:szCs w:val="24"/>
-        </w:rPr>
-        <w:br/>
-      </w:r>
-      <w:r>
-        <w:rPr>
-          <w:rFonts w:ascii="Times New Roman" w:hAnsi="Times New Roman" w:cs="Times New Roman"/>
-          <w:sz w:val="24"/>
-          <w:szCs w:val="24"/>
-        </w:rPr>
-        <w:br/>
-      </w:r>
-    </w:p>
-    <w:p>
-      <w:pPr>
-        <w:rPr>
-          <w:rFonts w:ascii="Times New Roman" w:hAnsi="Times New Roman" w:cs="Times New Roman"/>
-          <w:sz w:val="24"/>
-          <w:szCs w:val="24"/>
-        </w:rPr>
-      </w:pPr>
-      <w:r>
-        <w:rPr>
-          <w:rFonts w:ascii="Times New Roman" w:hAnsi="Times New Roman" w:cs="Times New Roman"/>
-          <w:sz w:val="24"/>
-          <w:szCs w:val="24"/>
-        </w:rPr>
-        <w:t>Project Requirements</w:t>
-      </w:r>
-    </w:p>
-    <w:p>
-      <w:pPr>
-        <w:rPr>
-          <w:rFonts w:ascii="Times New Roman" w:hAnsi="Times New Roman" w:cs="Times New Roman"/>
-          <w:sz w:val="24"/>
-          <w:szCs w:val="24"/>
-        </w:rPr>
-      </w:pPr>
-      <w:r>
-        <w:rPr>
-          <w:rFonts w:ascii="Times New Roman" w:hAnsi="Times New Roman" w:cs="Times New Roman"/>
-          <w:sz w:val="24"/>
-          <w:szCs w:val="24"/>
-        </w:rPr>
-        <w:br/>
-      </w:r>
-      <w:r>
-        <w:rPr>
-          <w:rFonts w:ascii="Times New Roman" w:hAnsi="Times New Roman" w:cs="Times New Roman"/>
-          <w:sz w:val="24"/>
-          <w:szCs w:val="24"/>
-        </w:rPr>
-        <w:br/>
-      </w:r>
-    </w:p>
-    <w:p>
-      <w:pPr>
-        <w:rPr>
-          <w:rFonts w:ascii="Times New Roman" w:hAnsi="Times New Roman" w:cs="Times New Roman"/>
-          <w:sz w:val="24"/>
-          <w:szCs w:val="24"/>
-        </w:rPr>
-      </w:pPr>
-      <w:r>
-        <w:rPr>
-          <w:rFonts w:ascii="Times New Roman" w:hAnsi="Times New Roman" w:cs="Times New Roman"/>
-          <w:sz w:val="24"/>
-          <w:szCs w:val="24"/>
-        </w:rPr>
-        <w:lastRenderedPageBreak/>
-        <w:t>Development Milestones</w:t>
-      </w:r>
-    </w:p>
-    <w:p>
-      <w:pPr>
-        <w:rPr>
-          <w:rFonts w:ascii="Times New Roman" w:hAnsi="Times New Roman" w:cs="Times New Roman"/>
-          <w:sz w:val="24"/>
-          <w:szCs w:val="24"/>
-        </w:rPr>
-      </w:pPr>
-      <w:r>
-        <w:rPr>
-          <w:rFonts w:ascii="Times New Roman" w:hAnsi="Times New Roman" w:cs="Times New Roman"/>
-          <w:sz w:val="24"/>
-          <w:szCs w:val="24"/>
-        </w:rPr>
-        <w:br/>
-      </w:r>
-      <w:r>
-        <w:rPr>
-          <w:rFonts w:ascii="Times New Roman" w:hAnsi="Times New Roman" w:cs="Times New Roman"/>
-          <w:sz w:val="24"/>
-          <w:szCs w:val="24"/>
-        </w:rPr>
-        <w:br/>
-      </w:r>
-    </w:p>
-    <w:p>
-      <w:pPr>
-        <w:rPr>
-          <w:rFonts w:ascii="Times New Roman" w:hAnsi="Times New Roman" w:cs="Times New Roman"/>
-          <w:sz w:val="24"/>
-          <w:szCs w:val="24"/>
-        </w:rPr>
-      </w:pPr>
-      <w:r>
-        <w:rPr>
-          <w:rFonts w:ascii="Times New Roman" w:hAnsi="Times New Roman" w:cs="Times New Roman"/>
-          <w:sz w:val="24"/>
-          <w:szCs w:val="24"/>
-        </w:rPr>
-        <w:t>Testing Results</w:t>
-      </w:r>
-    </w:p>
-    <w:p>
-      <w:pPr>
-        <w:rPr>
-          <w:rFonts w:ascii="Times New Roman" w:hAnsi="Times New Roman" w:cs="Times New Roman"/>
-          <w:sz w:val="24"/>
-          <w:szCs w:val="24"/>
-        </w:rPr>
-      </w:pPr>
-      <w:r>
-        <w:rPr>
-          <w:rFonts w:ascii="Times New Roman" w:hAnsi="Times New Roman" w:cs="Times New Roman"/>
-          <w:sz w:val="24"/>
-          <w:szCs w:val="24"/>
-        </w:rPr>
-        <w:br/>
-      </w:r>
-      <w:r>
-        <w:rPr>
-          <w:rFonts w:ascii="Times New Roman" w:hAnsi="Times New Roman" w:cs="Times New Roman"/>
-          <w:sz w:val="24"/>
-          <w:szCs w:val="24"/>
-        </w:rPr>
-        <w:br/>
-      </w:r>
-    </w:p>
-    <w:p>
-      <w:pPr>
-        <w:rPr>
-          <w:rFonts w:ascii="Times New Roman" w:hAnsi="Times New Roman" w:cs="Times New Roman"/>
-          <w:sz w:val="24"/>
-          <w:szCs w:val="24"/>
-        </w:rPr>
-      </w:pPr>
-      <w:r>
-        <w:rPr>
-          <w:rFonts w:ascii="Times New Roman" w:hAnsi="Times New Roman" w:cs="Times New Roman"/>
-          <w:sz w:val="24"/>
-          <w:szCs w:val="24"/>
-        </w:rPr>
-        <w:t>Lessons Learned</w:t>
-      </w:r>
-    </w:p>
-    <w:p>
-      <w:pPr>
-        <w:rPr>
-          <w:rFonts w:ascii="Times New Roman" w:hAnsi="Times New Roman" w:cs="Times New Roman"/>
-          <w:sz w:val="24"/>
-          <w:szCs w:val="24"/>
-        </w:rPr>
-      </w:pPr>
-      <w:r>
-        <w:rPr>
-          <w:rFonts w:ascii="Times New Roman" w:hAnsi="Times New Roman" w:cs="Times New Roman"/>
-          <w:sz w:val="24"/>
-          <w:szCs w:val="24"/>
-        </w:rPr>
-        <w:br/>
-      </w:r>
-      <w:r>
-        <w:rPr>
-          <w:rFonts w:ascii="Times New Roman" w:hAnsi="Times New Roman" w:cs="Times New Roman"/>
-          <w:sz w:val="24"/>
-          <w:szCs w:val="24"/>
-        </w:rPr>
-        <w:br/>
-      </w:r>
-    </w:p>
-    <w:p>
-      <w:pPr>
-        <w:rPr>
-          <w:rFonts w:ascii="Times New Roman" w:hAnsi="Times New Roman" w:cs="Times New Roman"/>
-          <w:sz w:val="24"/>
-          <w:szCs w:val="24"/>
-        </w:rPr>
-      </w:pPr>
-      <w:r>
-        <w:rPr>
-          <w:rFonts w:ascii="Times New Roman" w:hAnsi="Times New Roman" w:cs="Times New Roman"/>
-          <w:sz w:val="24"/>
-          <w:szCs w:val="24"/>
-        </w:rPr>
-        <w:t>Future Improvements</w:t>
-      </w:r>
-    </w:p>
-    <w:p>
-      <w:pPr>
-        <w:rPr>
-          <w:rFonts w:ascii="Times New Roman" w:hAnsi="Times New Roman" w:cs="Times New Roman"/>
-          <w:sz w:val="24"/>
-          <w:szCs w:val="24"/>
-        </w:rPr>
-      </w:pPr>
-      <w:r>
-        <w:rPr>
-          <w:rFonts w:ascii="Times New Roman" w:hAnsi="Times New Roman" w:cs="Times New Roman"/>
-          <w:sz w:val="24"/>
-          <w:szCs w:val="24"/>
-        </w:rPr>
-        <w:br/>
-      </w:r>
-      <w:r>
-        <w:rPr>
-          <w:rFonts w:ascii="Times New Roman" w:hAnsi="Times New Roman" w:cs="Times New Roman"/>
-          <w:sz w:val="24"/>
-          <w:szCs w:val="24"/>
-        </w:rPr>
-        <w:br/>
-      </w:r>
-      <w:r>
-        <w:rPr>
-          <w:rFonts w:ascii="Times New Roman" w:hAnsi="Times New Roman" w:cs="Times New Roman"/>
-          <w:b/>
-          <w:sz w:val="28"/>
-          <w:szCs w:val="24"/>
-        </w:rPr>
-        <w:t>End of Semester Reflection</w:t>
-      </w:r>
-    </w:p>
-    <w:p>
-      <w:pPr>
-        <w:rPr>
-          <w:rFonts w:ascii="Times New Roman" w:hAnsi="Times New Roman" w:cs="Times New Roman"/>
-          <w:sz w:val="24"/>
-          <w:szCs w:val="24"/>
-        </w:rPr>
-      </w:pPr>
-      <w:r>
-        <w:rPr>
-          <w:rFonts w:ascii="Times New Roman" w:hAnsi="Times New Roman" w:cs="Times New Roman"/>
-          <w:sz w:val="24"/>
-          <w:szCs w:val="24"/>
-        </w:rPr>
-        <w:t>Summary of Skills Acquired</w:t>
-      </w:r>
-    </w:p>
-    <w:p>
-      <w:pPr>
-        <w:rPr>
-          <w:rFonts w:ascii="Times New Roman" w:hAnsi="Times New Roman" w:cs="Times New Roman"/>
-          <w:sz w:val="24"/>
-          <w:szCs w:val="24"/>
-        </w:rPr>
-      </w:pPr>
-      <w:r>
-        <w:rPr>
-          <w:rFonts w:ascii="Times New Roman" w:hAnsi="Times New Roman" w:cs="Times New Roman"/>
-          <w:sz w:val="24"/>
-          <w:szCs w:val="24"/>
-        </w:rPr>
-        <w:br/>
-      </w:r>
-      <w:r>
-        <w:rPr>
-          <w:rFonts w:ascii="Times New Roman" w:hAnsi="Times New Roman" w:cs="Times New Roman"/>
-          <w:sz w:val="24"/>
-          <w:szCs w:val="24"/>
-        </w:rPr>
-        <w:br/>
-      </w:r>
-    </w:p>
-    <w:p>
-      <w:pPr>
-        <w:rPr>
-          <w:rFonts w:ascii="Times New Roman" w:hAnsi="Times New Roman" w:cs="Times New Roman"/>
-          <w:sz w:val="24"/>
-          <w:szCs w:val="24"/>
-        </w:rPr>
-      </w:pPr>
-      <w:r>
-        <w:rPr>
-          <w:rFonts w:ascii="Times New Roman" w:hAnsi="Times New Roman" w:cs="Times New Roman"/>
-          <w:sz w:val="24"/>
-          <w:szCs w:val="24"/>
-        </w:rPr>
-        <w:t>Most Interesting Topic</w:t>
-      </w:r>
-    </w:p>
-    <w:p>
-      <w:pPr>
-        <w:rPr>
-          <w:rFonts w:ascii="Times New Roman" w:hAnsi="Times New Roman" w:cs="Times New Roman"/>
-          <w:sz w:val="24"/>
-          <w:szCs w:val="24"/>
-        </w:rPr>
-      </w:pPr>
-      <w:r>
-        <w:rPr>
-          <w:rFonts w:ascii="Times New Roman" w:hAnsi="Times New Roman" w:cs="Times New Roman"/>
-          <w:sz w:val="24"/>
-          <w:szCs w:val="24"/>
-        </w:rPr>
-        <w:br/>
-      </w:r>
-      <w:r>
-        <w:rPr>
-          <w:rFonts w:ascii="Times New Roman" w:hAnsi="Times New Roman" w:cs="Times New Roman"/>
-          <w:sz w:val="24"/>
-          <w:szCs w:val="24"/>
-        </w:rPr>
-        <w:br/>
-      </w:r>
-    </w:p>
-    <w:p>
-      <w:pPr>
-        <w:rPr>
-          <w:rFonts w:ascii="Times New Roman" w:hAnsi="Times New Roman" w:cs="Times New Roman"/>
-          <w:sz w:val="24"/>
-          <w:szCs w:val="24"/>
-        </w:rPr>
-      </w:pPr>
-      <w:r>
-        <w:rPr>
-          <w:rFonts w:ascii="Times New Roman" w:hAnsi="Times New Roman" w:cs="Times New Roman"/>
-          <w:sz w:val="24"/>
-          <w:szCs w:val="24"/>
-        </w:rPr>
-        <w:t>Major Challenges Faced</w:t>
-      </w:r>
-    </w:p>
-    <w:p>
-      <w:pPr>
-        <w:rPr>
-          <w:rFonts w:ascii="Times New Roman" w:hAnsi="Times New Roman" w:cs="Times New Roman"/>
-          <w:sz w:val="24"/>
-          <w:szCs w:val="24"/>
-        </w:rPr>
-      </w:pPr>
-      <w:r>
-        <w:rPr>
-          <w:rFonts w:ascii="Times New Roman" w:hAnsi="Times New Roman" w:cs="Times New Roman"/>
-          <w:sz w:val="24"/>
-          <w:szCs w:val="24"/>
-        </w:rPr>
-        <w:br/>
-      </w:r>
-      <w:r>
-        <w:rPr>
-          <w:rFonts w:ascii="Times New Roman" w:hAnsi="Times New Roman" w:cs="Times New Roman"/>
-          <w:sz w:val="24"/>
-          <w:szCs w:val="24"/>
-        </w:rPr>
-        <w:br/>
-      </w:r>
-    </w:p>
-    <w:p>
-      <w:pPr>
-        <w:rPr>
-          <w:rFonts w:ascii="Times New Roman" w:hAnsi="Times New Roman" w:cs="Times New Roman"/>
-          <w:sz w:val="24"/>
-          <w:szCs w:val="24"/>
-        </w:rPr>
-      </w:pPr>
-      <w:r>
-        <w:rPr>
-          <w:rFonts w:ascii="Times New Roman" w:hAnsi="Times New Roman" w:cs="Times New Roman"/>
-          <w:sz w:val="24"/>
-          <w:szCs w:val="24"/>
-        </w:rPr>
-        <w:t>How Challenges Were Overcome</w:t>
-      </w:r>
-    </w:p>
-    <w:p>
-      <w:pPr>
-        <w:rPr>
-          <w:rFonts w:ascii="Times New Roman" w:hAnsi="Times New Roman" w:cs="Times New Roman"/>
-          <w:sz w:val="24"/>
-          <w:szCs w:val="24"/>
-        </w:rPr>
-      </w:pPr>
-      <w:r>
-        <w:rPr>
-          <w:rFonts w:ascii="Times New Roman" w:hAnsi="Times New Roman" w:cs="Times New Roman"/>
-          <w:sz w:val="24"/>
-          <w:szCs w:val="24"/>
-        </w:rPr>
-        <w:lastRenderedPageBreak/>
+          <w:sz w:val="24"/>
+          <w:szCs w:val="24"/>
+        </w:rPr>
+      </w:pPr>
+      <w:r>
+        <w:rPr>
+          <w:rFonts w:ascii="Times New Roman" w:hAnsi="Times New Roman" w:cs="Times New Roman"/>
+          <w:sz w:val="24"/>
+          <w:szCs w:val="24"/>
+        </w:rPr>
         <w:br/>
       </w:r>
       <w:r>
@@ -14180,7 +14417,7 @@
 </file>
 
 <file path=customXml/itemProps1.xml><?xml version="1.0" encoding="utf-8"?>
-<ds:datastoreItem xmlns:ds="http://schemas.openxmlformats.org/officeDocument/2006/customXml" ds:itemID="{697AB865-7637-4400-97F6-DFC4CA4C0F9B}">
+<ds:datastoreItem xmlns:ds="http://schemas.openxmlformats.org/officeDocument/2006/customXml" ds:itemID="{500FAAFF-0786-4D65-8194-6936EAAB7BA3}">
   <ds:schemaRefs>
     <ds:schemaRef ds:uri="http://schemas.openxmlformats.org/officeDocument/2006/bibliography"/>
   </ds:schemaRefs>
